--- a/landing-page/program-detail/girne-american-university/executive-mba/13-emba-in-public-administration.docx
+++ b/landing-page/program-detail/girne-american-university/executive-mba/13-emba-in-public-administration.docx
@@ -336,7 +336,7 @@
     </w:p>
     <w:p>
       <w:r>
-        <w:t>Public administration in the Gulf has moved from processing to delivering: digital services, national agendas, and performance targets that get published. This Executive MBA trains leaders for that version of government. The executive core covers strategy, finance, human capital, and operations, then the specialization turns to Public Sector Governance in a Global Context and Personnel Management in the Public Sector, before the degree closes with a graduate research project.</w:t>
+        <w:t>Public administration in the Gulf has moved from processing to delivering: digital services, national agendas, and performance targets that get published. This Executive MBA trains leaders for that version of government. The executive core covers strategy, finance, human capital, and operations, then the specialisation turns to Public Sector Governance in a Global Context and Personnel Management in the Public Sector, before the degree closes with a graduate research project.</w:t>
       </w:r>
     </w:p>
     <w:p>
@@ -454,7 +454,7 @@
         <w:pStyle w:val="ListNumber"/>
       </w:pPr>
       <w:r>
-        <w:t>Lead public organizations with both mandate awareness and management discipline</w:t>
+        <w:t>Lead public organisations with both mandate awareness and management discipline</w:t>
       </w:r>
     </w:p>
     <w:p>
@@ -616,7 +616,7 @@
     </w:p>
     <w:p>
       <w:r>
-        <w:t>Three movements: the executive core, the public administration specialization, and the graduate research project.</w:t>
+        <w:t>Three movements: the executive core, the public administration specialisation, and the graduate research project.</w:t>
       </w:r>
     </w:p>
     <w:p>
@@ -658,7 +658,7 @@
         <w:spacing w:before="200"/>
       </w:pPr>
       <w:r>
-        <w:t>Stage 2 · Public administration specialization</w:t>
+        <w:t>Stage 2 · Public administration specialisation</w:t>
       </w:r>
     </w:p>
     <w:p>
@@ -927,7 +927,7 @@
     </w:p>
     <w:p>
       <w:r>
-        <w:t>MarkNtel's GCC digital transformation review expects public sector digital projects to post the highest growth rate through 2031, and someone in every entity has to lead them.</w:t>
+        <w:t>Public sector digital projects keep multiplying across the GCC, and someone in every entity has to lead them.</w:t>
       </w:r>
     </w:p>
     <w:p>
@@ -953,7 +953,7 @@
     </w:p>
     <w:p>
       <w:r>
-        <w:t>Taggd's 2026 GCC study reports nine in ten employers struggling to find qualified candidates, and public entities report the same shortage in management talent.</w:t>
+        <w:t>Across the Gulf, employers keep reporting shortages of qualified candidates, and public entities report the same shortage in management talent.</w:t>
       </w:r>
     </w:p>
     <w:p>
@@ -979,7 +979,7 @@
     </w:p>
     <w:p>
       <w:r>
-        <w:t>Finish on a live question from your own organization and graduate with a document that doubles as strategy input.</w:t>
+        <w:t>Finish on a live question from your own organisation and graduate with a document that doubles as strategy input.</w:t>
       </w:r>
     </w:p>
     <w:p>

--- a/landing-page/program-detail/girne-american-university/executive-mba/13-emba-in-public-administration.docx
+++ b/landing-page/program-detail/girne-american-university/executive-mba/13-emba-in-public-administration.docx
@@ -38,7 +38,7 @@
         <w:t xml:space="preserve">Meta Description: </w:t>
       </w:r>
       <w:r>
-        <w:t>12 to 18-month Executive MBA in Public Administration from Girne American University. Online senior cohort, AED instalments. Enquire now.</w:t>
+        <w:t>12 to 18-month Executive MBA in Public Administration from Girne American University. Online senior cohort, AED installments. Enquire now.</w:t>
       </w:r>
     </w:p>
     <w:p>
@@ -126,7 +126,7 @@
         <w:pStyle w:val="Heading2"/>
       </w:pPr>
       <w:r>
-        <w:t>Programme at a Glance</w:t>
+        <w:t>Program At A Glance</w:t>
       </w:r>
     </w:p>
     <w:tbl>
@@ -331,12 +331,12 @@
         <w:pStyle w:val="Heading2"/>
       </w:pPr>
       <w:r>
-        <w:t>Programme Overview</w:t>
+        <w:t>Program Overview</w:t>
       </w:r>
     </w:p>
     <w:p>
       <w:r>
-        <w:t>Public administration in the Gulf has moved from processing to delivering: digital services, national agendas, and performance targets that get published. This Executive MBA trains leaders for that version of government. The executive core covers strategy, finance, human capital, and operations, then the specialisation turns to Public Sector Governance in a Global Context and Personnel Management in the Public Sector, before the degree closes with a graduate research project.</w:t>
+        <w:t>Public administration in the Gulf has moved from processing to delivering: digital services, national agendas, and performance targets that get published. This Executive MBA trains leaders for that version of government. The executive core covers strategy, finance, human capital, and operations, then the specialization turns to Public Sector Governance in a Global Context and Personnel Management in the Public Sector, before the degree closes with a graduate research project.</w:t>
       </w:r>
     </w:p>
     <w:p>
@@ -349,7 +349,7 @@
         <w:pStyle w:val="Heading2"/>
       </w:pPr>
       <w:r>
-        <w:t>Why Choose This Programme</w:t>
+        <w:t>Why Choose This Program</w:t>
       </w:r>
     </w:p>
     <w:p>
@@ -383,12 +383,12 @@
         <w:rPr>
           <w:b/>
         </w:rPr>
-        <w:t>Eighteen months at the outside</w:t>
+        <w:t>18 months at the outside</w:t>
       </w:r>
     </w:p>
     <w:p>
       <w:r>
-        <w:t>Government leaders do not get sabbaticals. Twelve to eighteen months, executive-scheduled, is the version that survives budget seasons.</w:t>
+        <w:t>Government leaders do not get sabbaticals. 12 to 18 months, executive-scheduled, is the version that survives budget seasons.</w:t>
       </w:r>
     </w:p>
     <w:p>
@@ -409,12 +409,12 @@
         <w:rPr>
           <w:b/>
         </w:rPr>
-        <w:t>Instalments in dirhams</w:t>
+        <w:t>Installments in dirhams</w:t>
       </w:r>
     </w:p>
     <w:p>
       <w:r>
-        <w:t>Monthly AED payments, interest-free, agreed in writing before the programme starts.</w:t>
+        <w:t>Monthly AED payments, interest-free, agreed in writing before the program starts.</w:t>
       </w:r>
     </w:p>
     <w:p>
@@ -454,7 +454,7 @@
         <w:pStyle w:val="ListNumber"/>
       </w:pPr>
       <w:r>
-        <w:t>Lead public organisations with both mandate awareness and management discipline</w:t>
+        <w:t>Lead public organizations with both mandate awareness and management discipline</w:t>
       </w:r>
     </w:p>
     <w:p>
@@ -478,7 +478,7 @@
         <w:pStyle w:val="ListNumber"/>
       </w:pPr>
       <w:r>
-        <w:t>Turn national agenda items into deliverable programmes</w:t>
+        <w:t>Turn national agenda items into deliverable programs</w:t>
       </w:r>
     </w:p>
     <w:p>
@@ -582,7 +582,7 @@
         <w:pStyle w:val="ListBullet"/>
       </w:pPr>
       <w:r>
-        <w:t>Programme Director, Government Agenda</w:t>
+        <w:t>Program Director, Government Agenda</w:t>
       </w:r>
     </w:p>
     <w:p>
@@ -606,7 +606,7 @@
         <w:pStyle w:val="Heading2"/>
       </w:pPr>
       <w:r>
-        <w:t>Programme Structure</w:t>
+        <w:t>Program Structure</w:t>
       </w:r>
     </w:p>
     <w:p>
@@ -616,7 +616,7 @@
     </w:p>
     <w:p>
       <w:r>
-        <w:t>Three movements: the executive core, the public administration specialisation, and the graduate research project.</w:t>
+        <w:t>Three movements: the executive core, the public administration specialization, and the graduate research project.</w:t>
       </w:r>
     </w:p>
     <w:p>
@@ -658,7 +658,7 @@
         <w:spacing w:before="200"/>
       </w:pPr>
       <w:r>
-        <w:t>Stage 2 · Public administration specialisation</w:t>
+        <w:t>Stage 2 · Public administration specialization</w:t>
       </w:r>
     </w:p>
     <w:p>
@@ -745,7 +745,7 @@
               <w:rPr>
                 <w:sz w:val="20"/>
               </w:rPr>
-              <w:t>One success coach from enrolment to graduation</w:t>
+              <w:t>One success coach from enrollment to graduation</w:t>
             </w:r>
           </w:p>
         </w:tc>
@@ -819,7 +819,7 @@
                 <w:b/>
                 <w:sz w:val="20"/>
               </w:rPr>
-              <w:t>Affordable instalments</w:t>
+              <w:t>Affordable installments</w:t>
             </w:r>
           </w:p>
         </w:tc>
@@ -890,7 +890,7 @@
               <w:rPr>
                 <w:sz w:val="20"/>
               </w:rPr>
-              <w:t>Enrolment done with you, one step at a time</w:t>
+              <w:t>Enrollment done with you, one step at a time</w:t>
             </w:r>
           </w:p>
         </w:tc>
@@ -961,7 +961,7 @@
         <w:rPr>
           <w:b/>
         </w:rPr>
-        <w:t>Eighteen months suits government rhythms</w:t>
+        <w:t>18 months suits government rhythms</w:t>
       </w:r>
     </w:p>
     <w:p>
@@ -979,7 +979,7 @@
     </w:p>
     <w:p>
       <w:r>
-        <w:t>Finish on a live question from your own organisation and graduate with a document that doubles as strategy input.</w:t>
+        <w:t>Finish on a live question from your own organization and graduate with a document that doubles as strategy input.</w:t>
       </w:r>
     </w:p>
     <w:p>
@@ -1070,7 +1070,7 @@
                 <w:b/>
                 <w:sz w:val="20"/>
               </w:rPr>
-              <w:t>Monthly Instalments</w:t>
+              <w:t>Monthly Installments</w:t>
             </w:r>
           </w:p>
         </w:tc>
@@ -1155,7 +1155,7 @@
         <w:t xml:space="preserve">Request the fee structure: </w:t>
       </w:r>
       <w:r>
-        <w:t>Fees depend on the intake and your admission profile, so no fixed figure sits here. Admissions sends the personal breakdown in writing, free and without obligation. Across our Master's programmes, totals usually land between AED 16,000 and 40,000.</w:t>
+        <w:t>Fees depend on the intake and your admission profile, so no fixed figure sits here. Admissions sends the personal breakdown in writing, free and without obligation. Across our Master's programs, totals usually land between AED 16,000 and 40,000.</w:t>
       </w:r>
     </w:p>
     <w:sectPr>
